--- a/Development/Backend/media/uploads/30_question_solution.docx
+++ b/Development/Backend/media/uploads/30_question_solution.docx
@@ -14,7 +14,20 @@
         <w:rPr>
           <w:i/>
         </w:rPr>
-        <w:t>terms</w:t>
+        <w:t>t</w:t>
+      </w:r>
+      <w:r>
+        <w:rPr>
+          <w:b/>
+          <w:i/>
+        </w:rPr>
+        <w:t>erm</w:t>
+      </w:r>
+      <w:r>
+        <w:rPr>
+          <w:i/>
+        </w:rPr>
+        <w:t>s</w:t>
       </w:r>
       <w:r>
         <w:rPr>
